--- a/docs/examples/template-readout.docx
+++ b/docs/examples/template-readout.docx
@@ -2,7 +2,7 @@
 <file path=word/document.xml><?xml version="1.0" encoding="utf-8"?>
 <w:document xmlns:w="http://schemas.openxmlformats.org/wordprocessingml/2006/main" xmlns:m="http://schemas.openxmlformats.org/officeDocument/2006/math" xmlns:r="http://schemas.openxmlformats.org/officeDocument/2006/relationships" xmlns:o="urn:schemas-microsoft-com:office:office" xmlns:v="urn:schemas-microsoft-com:vml" xmlns:w10="urn:schemas-microsoft-com:office:word" xmlns:a="http://schemas.openxmlformats.org/drawingml/2006/main" xmlns:pic="http://schemas.openxmlformats.org/drawingml/2006/picture" xmlns:wp="http://schemas.openxmlformats.org/drawingml/2006/wordprocessingDrawing">
   <w:body>
-    <w:bookmarkStart w:id="32" w:name="readout-study-name"/>
+    <w:bookmarkStart w:id="33" w:name="readout-study-name"/>
     <w:p>
       <w:pPr>
         <w:pStyle w:val="Heading1"/>
@@ -253,13 +253,19 @@
         <w:pStyle w:val="FirstParagraph"/>
       </w:pPr>
       <w:r>
-        <w:t xml:space="preserve">Never more than five. One line each, with strength. This is the slide people</w:t>
-      </w:r>
-      <w:r>
-        <w:t xml:space="preserve"> </w:t>
-      </w:r>
-      <w:r>
-        <w:t xml:space="preserve">photograph.</w:t>
+        <w:t xml:space="preserve">Never more than five: the findings the decision rests on. One line each,</w:t>
+      </w:r>
+      <w:r>
+        <w:t xml:space="preserve"> </w:t>
+      </w:r>
+      <w:r>
+        <w:t xml:space="preserve">with strength. This is the slide people photograph. An unexpected finding</w:t>
+      </w:r>
+      <w:r>
+        <w:t xml:space="preserve"> </w:t>
+      </w:r>
+      <w:r>
+        <w:t xml:space="preserve">belongs here if it's serious enough.</w:t>
       </w:r>
     </w:p>
     <w:p>
@@ -423,13 +429,13 @@
       </w:r>
     </w:p>
     <w:bookmarkEnd w:id="24"/>
-    <w:bookmarkStart w:id="25" w:name="n1-summary"/>
+    <w:bookmarkStart w:id="25" w:name="n1-other-findings"/>
     <w:p>
       <w:pPr>
         <w:pStyle w:val="Heading2"/>
       </w:pPr>
       <w:r>
-        <w:t xml:space="preserve">[n+1]. Summary</w:t>
+        <w:t xml:space="preserve">[n+1]. Other findings</w:t>
       </w:r>
     </w:p>
     <w:p>
@@ -437,6 +443,72 @@
         <w:pStyle w:val="FirstParagraph"/>
       </w:pPr>
       <w:r>
+        <w:t xml:space="preserve">One slide. Every finding that met the evidence bar but isn't in the top</w:t>
+      </w:r>
+      <w:r>
+        <w:t xml:space="preserve"> </w:t>
+      </w:r>
+      <w:r>
+        <w:t xml:space="preserve">five, one line each with strength. Tag the ones that fell outside the</w:t>
+      </w:r>
+      <w:r>
+        <w:t xml:space="preserve"> </w:t>
+      </w:r>
+      <w:r>
+        <w:t xml:space="preserve">research questions "unexpected". Nothing that passed the evidence bar is</w:t>
+      </w:r>
+      <w:r>
+        <w:t xml:space="preserve"> </w:t>
+      </w:r>
+      <w:r>
+        <w:t xml:space="preserve">dropped; a finding whose evidence didn't hold goes in the appendix with</w:t>
+      </w:r>
+      <w:r>
+        <w:t xml:space="preserve"> </w:t>
+      </w:r>
+      <w:r>
+        <w:t xml:space="preserve">the reason.</w:t>
+      </w:r>
+    </w:p>
+    <w:p>
+      <w:pPr>
+        <w:numPr>
+          <w:ilvl w:val="0"/>
+          <w:numId w:val="1004"/>
+        </w:numPr>
+        <w:pStyle w:val="Compact"/>
+      </w:pPr>
+      <w:r>
+        <w:t xml:space="preserve">[Finding, one line] · [strength] · [unexpected, if so]</w:t>
+      </w:r>
+    </w:p>
+    <w:p>
+      <w:pPr>
+        <w:numPr>
+          <w:ilvl w:val="0"/>
+          <w:numId w:val="1004"/>
+        </w:numPr>
+        <w:pStyle w:val="Compact"/>
+      </w:pPr>
+      <w:r>
+        <w:t xml:space="preserve">…</w:t>
+      </w:r>
+    </w:p>
+    <w:bookmarkEnd w:id="25"/>
+    <w:bookmarkStart w:id="26" w:name="n2-summary"/>
+    <w:p>
+      <w:pPr>
+        <w:pStyle w:val="Heading2"/>
+      </w:pPr>
+      <w:r>
+        <w:t xml:space="preserve">[n+2]. Summary</w:t>
+      </w:r>
+    </w:p>
+    <w:p>
+      <w:pPr>
+        <w:pStyle w:val="FirstParagraph"/>
+      </w:pPr>
+      <w:r>
         <w:t xml:space="preserve">The story in three or four lines: what we asked, what we found, what it</w:t>
       </w:r>
       <w:r>
@@ -446,14 +518,14 @@
         <w:t xml:space="preserve">means for the decision, how confident we are.</w:t>
       </w:r>
     </w:p>
-    <w:bookmarkEnd w:id="25"/>
-    <w:bookmarkStart w:id="26" w:name="n2-recommendations"/>
+    <w:bookmarkEnd w:id="26"/>
+    <w:bookmarkStart w:id="27" w:name="n3-recommendations"/>
     <w:p>
       <w:pPr>
         <w:pStyle w:val="Heading2"/>
       </w:pPr>
       <w:r>
-        <w:t xml:space="preserve">[n+2]. Recommendations</w:t>
+        <w:t xml:space="preserve">[n+3]. Recommendations</w:t>
       </w:r>
     </w:p>
     <w:p>
@@ -629,21 +701,21 @@
         <w:t xml:space="preserve">product".</w:t>
       </w:r>
     </w:p>
-    <w:bookmarkEnd w:id="26"/>
-    <w:bookmarkStart w:id="27" w:name="n3-next-steps"/>
+    <w:bookmarkEnd w:id="27"/>
+    <w:bookmarkStart w:id="28" w:name="n4-next-steps"/>
     <w:p>
       <w:pPr>
         <w:pStyle w:val="Heading2"/>
       </w:pPr>
       <w:r>
-        <w:t xml:space="preserve">[n+3]. Next steps</w:t>
-      </w:r>
-    </w:p>
-    <w:p>
-      <w:pPr>
-        <w:numPr>
-          <w:ilvl w:val="0"/>
-          <w:numId w:val="1004"/>
+        <w:t xml:space="preserve">[n+4]. Next steps</w:t>
+      </w:r>
+    </w:p>
+    <w:p>
+      <w:pPr>
+        <w:numPr>
+          <w:ilvl w:val="0"/>
+          <w:numId w:val="1005"/>
         </w:numPr>
         <w:pStyle w:val="Compact"/>
       </w:pPr>
@@ -655,7 +727,7 @@
       <w:pPr>
         <w:numPr>
           <w:ilvl w:val="0"/>
-          <w:numId w:val="1004"/>
+          <w:numId w:val="1005"/>
         </w:numPr>
         <w:pStyle w:val="Compact"/>
       </w:pPr>
@@ -663,14 +735,14 @@
         <w:t xml:space="preserve">[Open questions → more research / a decision / nothing yet]</w:t>
       </w:r>
     </w:p>
-    <w:bookmarkEnd w:id="27"/>
-    <w:bookmarkStart w:id="28" w:name="n4-limits-researchers-call"/>
+    <w:bookmarkEnd w:id="28"/>
+    <w:bookmarkStart w:id="29" w:name="n5-limits-researchers-call"/>
     <w:p>
       <w:pPr>
         <w:pStyle w:val="Heading2"/>
       </w:pPr>
       <w:r>
-        <w:t xml:space="preserve">[n+4]. Limits (researcher's call)</w:t>
+        <w:t xml:space="preserve">[n+5]. Limits (researcher's call)</w:t>
       </w:r>
     </w:p>
     <w:p>
@@ -703,7 +775,7 @@
       <w:pPr>
         <w:numPr>
           <w:ilvl w:val="0"/>
-          <w:numId w:val="1005"/>
+          <w:numId w:val="1006"/>
         </w:numPr>
         <w:pStyle w:val="Compact"/>
       </w:pPr>
@@ -715,7 +787,7 @@
       <w:pPr>
         <w:numPr>
           <w:ilvl w:val="0"/>
-          <w:numId w:val="1005"/>
+          <w:numId w:val="1006"/>
         </w:numPr>
         <w:pStyle w:val="Compact"/>
       </w:pPr>
@@ -727,7 +799,7 @@
       <w:pPr>
         <w:numPr>
           <w:ilvl w:val="0"/>
-          <w:numId w:val="1005"/>
+          <w:numId w:val="1006"/>
         </w:numPr>
         <w:pStyle w:val="Compact"/>
       </w:pPr>
@@ -735,8 +807,8 @@
         <w:t xml:space="preserve">[Challenges skipped during the study, from the record's risks]</w:t>
       </w:r>
     </w:p>
-    <w:bookmarkEnd w:id="28"/>
-    <w:bookmarkStart w:id="29" w:name="appendix"/>
+    <w:bookmarkEnd w:id="29"/>
+    <w:bookmarkStart w:id="30" w:name="appendix"/>
     <w:p>
       <w:pPr>
         <w:pStyle w:val="Heading2"/>
@@ -757,7 +829,7 @@
       <w:pPr>
         <w:numPr>
           <w:ilvl w:val="0"/>
-          <w:numId w:val="1006"/>
+          <w:numId w:val="1007"/>
         </w:numPr>
         <w:pStyle w:val="Compact"/>
       </w:pPr>
@@ -769,7 +841,7 @@
       <w:pPr>
         <w:numPr>
           <w:ilvl w:val="0"/>
-          <w:numId w:val="1006"/>
+          <w:numId w:val="1007"/>
         </w:numPr>
         <w:pStyle w:val="Compact"/>
       </w:pPr>
@@ -781,7 +853,7 @@
       <w:pPr>
         <w:numPr>
           <w:ilvl w:val="0"/>
-          <w:numId w:val="1006"/>
+          <w:numId w:val="1007"/>
         </w:numPr>
         <w:pStyle w:val="Compact"/>
       </w:pPr>
@@ -793,7 +865,7 @@
       <w:pPr>
         <w:numPr>
           <w:ilvl w:val="0"/>
-          <w:numId w:val="1006"/>
+          <w:numId w:val="1007"/>
         </w:numPr>
         <w:pStyle w:val="Compact"/>
       </w:pPr>
@@ -805,7 +877,7 @@
       <w:pPr>
         <w:numPr>
           <w:ilvl w:val="0"/>
-          <w:numId w:val="1006"/>
+          <w:numId w:val="1007"/>
         </w:numPr>
         <w:pStyle w:val="Compact"/>
       </w:pPr>
@@ -820,8 +892,8 @@
         </w:pict>
       </w:r>
     </w:p>
-    <w:bookmarkEnd w:id="29"/>
-    <w:bookmarkStart w:id="30" w:name="option-decision-first-order"/>
+    <w:bookmarkEnd w:id="30"/>
+    <w:bookmarkStart w:id="31" w:name="option-decision-first-order"/>
     <w:p>
       <w:pPr>
         <w:pStyle w:val="Heading2"/>
@@ -854,7 +926,7 @@
       <w:pPr>
         <w:numPr>
           <w:ilvl w:val="0"/>
-          <w:numId w:val="1007"/>
+          <w:numId w:val="1008"/>
         </w:numPr>
         <w:pStyle w:val="Compact"/>
       </w:pPr>
@@ -872,7 +944,7 @@
       <w:pPr>
         <w:numPr>
           <w:ilvl w:val="0"/>
-          <w:numId w:val="1007"/>
+          <w:numId w:val="1008"/>
         </w:numPr>
         <w:pStyle w:val="Compact"/>
       </w:pPr>
@@ -884,7 +956,7 @@
       <w:pPr>
         <w:numPr>
           <w:ilvl w:val="0"/>
-          <w:numId w:val="1007"/>
+          <w:numId w:val="1008"/>
         </w:numPr>
         <w:pStyle w:val="Compact"/>
       </w:pPr>
@@ -896,7 +968,7 @@
       <w:pPr>
         <w:numPr>
           <w:ilvl w:val="0"/>
-          <w:numId w:val="1007"/>
+          <w:numId w:val="1008"/>
         </w:numPr>
         <w:pStyle w:val="Compact"/>
       </w:pPr>
@@ -908,7 +980,19 @@
       <w:pPr>
         <w:numPr>
           <w:ilvl w:val="0"/>
-          <w:numId w:val="1007"/>
+          <w:numId w:val="1008"/>
+        </w:numPr>
+        <w:pStyle w:val="Compact"/>
+      </w:pPr>
+      <w:r>
+        <w:t xml:space="preserve">Other findings, one slide</w:t>
+      </w:r>
+    </w:p>
+    <w:p>
+      <w:pPr>
+        <w:numPr>
+          <w:ilvl w:val="0"/>
+          <w:numId w:val="1008"/>
         </w:numPr>
         <w:pStyle w:val="Compact"/>
       </w:pPr>
@@ -920,7 +1004,7 @@
       <w:pPr>
         <w:numPr>
           <w:ilvl w:val="0"/>
-          <w:numId w:val="1007"/>
+          <w:numId w:val="1008"/>
         </w:numPr>
         <w:pStyle w:val="Compact"/>
       </w:pPr>
@@ -928,8 +1012,8 @@
         <w:t xml:space="preserve">Appendix</w:t>
       </w:r>
     </w:p>
-    <w:bookmarkEnd w:id="30"/>
-    <w:bookmarkStart w:id="31" w:name="sizing-to-the-audience"/>
+    <w:bookmarkEnd w:id="31"/>
+    <w:bookmarkStart w:id="32" w:name="sizing-to-the-audience"/>
     <w:p>
       <w:pPr>
         <w:pStyle w:val="Heading2"/>
@@ -1042,7 +1126,7 @@
               <w:jc w:val="left"/>
             </w:pPr>
             <w:r>
-              <w:t xml:space="preserve">Detailed findings beyond the top three; partner sections</w:t>
+              <w:t xml:space="preserve">Detailed findings beyond the top three; partner sections. The other-findings slide stays, even if it's the last one</w:t>
             </w:r>
           </w:p>
         </w:tc>
@@ -1136,8 +1220,8 @@
         </w:tc>
       </w:tr>
     </w:tbl>
-    <w:bookmarkEnd w:id="31"/>
     <w:bookmarkEnd w:id="32"/>
+    <w:bookmarkEnd w:id="33"/>
     <w:sectPr>
       <w:pgSz w:w="12240" w:h="15840"/>
       <w:pgMar w:left="1440" w:right="1440" w:top="1440" w:bottom="1440"/>
@@ -1457,6 +1541,9 @@
     <w:abstractNumId w:val="991"/>
   </w:num>
   <w:num w:numId="1007">
+    <w:abstractNumId w:val="991"/>
+  </w:num>
+  <w:num w:numId="1008">
     <w:abstractNumId w:val="99411"/>
     <w:lvlOverride w:ilvl="0">
       <w:startOverride w:val="1"/>

--- a/docs/examples/template-readout.docx
+++ b/docs/examples/template-readout.docx
@@ -22,6 +22,27 @@
         <w:t xml:space="preserve"> </w:t>
       </w:r>
       <w:r>
+        <w:t xml:space="preserve">Formatting follows the team's template if there is one, and</w:t>
+      </w:r>
+      <w:r>
+        <w:t xml:space="preserve"> </w:t>
+      </w:r>
+      <w:r>
+        <w:rPr>
+          <w:rStyle w:val="VerbatimChar"/>
+        </w:rPr>
+        <w:t xml:space="preserve">templates/house-style.md</w:t>
+      </w:r>
+      <w:r>
+        <w:t xml:space="preserve"> </w:t>
+      </w:r>
+      <w:r>
+        <w:t xml:space="preserve">for anything it leaves open.</w:t>
+      </w:r>
+      <w:r>
+        <w:t xml:space="preserve"> </w:t>
+      </w:r>
+      <w:r>
         <w:t xml:space="preserve">No more than 20 slides by default; many teams want fewer. Before drafting,</w:t>
       </w:r>
       <w:r>
@@ -90,6 +111,28 @@
       </w:pPr>
       <w:r>
         <w:t xml:space="preserve">The foundation. One slide, sometimes two.</w:t>
+      </w:r>
+    </w:p>
+    <w:p>
+      <w:pPr>
+        <w:numPr>
+          <w:ilvl w:val="0"/>
+          <w:numId w:val="1001"/>
+        </w:numPr>
+        <w:pStyle w:val="Compact"/>
+      </w:pPr>
+      <w:r>
+        <w:rPr>
+          <w:bCs/>
+          <w:b/>
+        </w:rPr>
+        <w:t xml:space="preserve">The product:</w:t>
+      </w:r>
+      <w:r>
+        <w:t xml:space="preserve"> </w:t>
+      </w:r>
+      <w:r>
+        <w:t xml:space="preserve">[optional: what it is, what it does, who uses it, in one line]</w:t>
       </w:r>
     </w:p>
     <w:p>
@@ -367,7 +410,7 @@
         <w:pStyle w:val="Compact"/>
       </w:pPr>
       <w:r>
-        <w:t xml:space="preserve">[One quote with a participant code, two at most]</w:t>
+        <w:t xml:space="preserve">[One quote with a participant code and descriptor, "— P3, finance manager, SMB"; two at most]</w:t>
       </w:r>
     </w:p>
     <w:p>
@@ -551,30 +594,22 @@
     <w:tbl>
       <w:tblPr>
         <w:tblStyle w:val="Table"/>
-        <w:tblW w:type="dxa" w:w="9360"/>
-        <w:tblLayout w:type="fixed"/>
+        <w:tblW w:type="auto" w:w="0"/>
         <w:tblLook w:firstRow="1" w:lastRow="0" w:firstColumn="0" w:lastColumn="0" w:noHBand="0" w:noVBand="0" w:val="0020"/>
         <w:jc w:val="start"/>
-        <w:tblBorders>
-          <w:top w:val="single" w:sz="4" w:color="999999"/>
-          <w:bottom w:val="single" w:sz="4" w:color="999999"/>
-          <w:insideH w:val="single" w:sz="4" w:color="999999"/>
-        </w:tblBorders>
       </w:tblPr>
       <w:tblGrid>
-        <w:gridCol w:w="3570"/>
-        <w:gridCol w:w="1929"/>
-        <w:gridCol w:w="1447"/>
-        <w:gridCol w:w="2412"/>
+        <w:gridCol w:w="1980"/>
+        <w:gridCol w:w="1980"/>
+        <w:gridCol w:w="1980"/>
+        <w:gridCol w:w="1980"/>
       </w:tblGrid>
       <w:tr>
         <w:trPr>
           <w:tblHeader w:val="true"/>
         </w:trPr>
         <w:tc>
-          <w:tcPr>
-            <w:tcW w:type="dxa" w:w="3570"/>
-          </w:tcPr>
+          <w:tcPr/>
           <w:p>
             <w:pPr>
               <w:pStyle w:val="Compact"/>
@@ -586,9 +621,7 @@
           </w:p>
         </w:tc>
         <w:tc>
-          <w:tcPr>
-            <w:tcW w:type="dxa" w:w="1930"/>
-          </w:tcPr>
+          <w:tcPr/>
           <w:p>
             <w:pPr>
               <w:pStyle w:val="Compact"/>
@@ -600,9 +633,7 @@
           </w:p>
         </w:tc>
         <w:tc>
-          <w:tcPr>
-            <w:tcW w:type="dxa" w:w="1447"/>
-          </w:tcPr>
+          <w:tcPr/>
           <w:p>
             <w:pPr>
               <w:pStyle w:val="Compact"/>
@@ -614,9 +645,7 @@
           </w:p>
         </w:tc>
         <w:tc>
-          <w:tcPr>
-            <w:tcW w:type="dxa" w:w="2412"/>
-          </w:tcPr>
+          <w:tcPr/>
           <w:p>
             <w:pPr>
               <w:pStyle w:val="Compact"/>
@@ -630,9 +659,7 @@
       </w:tr>
       <w:tr>
         <w:tc>
-          <w:tcPr>
-            <w:tcW w:type="dxa" w:w="3570"/>
-          </w:tcPr>
+          <w:tcPr/>
           <w:p>
             <w:pPr>
               <w:pStyle w:val="Compact"/>
@@ -644,9 +671,7 @@
           </w:p>
         </w:tc>
         <w:tc>
-          <w:tcPr>
-            <w:tcW w:type="dxa" w:w="1930"/>
-          </w:tcPr>
+          <w:tcPr/>
           <w:p>
             <w:pPr>
               <w:pStyle w:val="Compact"/>
@@ -658,9 +683,7 @@
           </w:p>
         </w:tc>
         <w:tc>
-          <w:tcPr>
-            <w:tcW w:type="dxa" w:w="1447"/>
-          </w:tcPr>
+          <w:tcPr/>
           <w:p>
             <w:pPr>
               <w:pStyle w:val="Compact"/>
@@ -672,9 +695,7 @@
           </w:p>
         </w:tc>
         <w:tc>
-          <w:tcPr>
-            <w:tcW w:type="dxa" w:w="2412"/>
-          </w:tcPr>
+          <w:tcPr/>
           <w:p>
             <w:pPr>
               <w:pStyle w:val="Compact"/>
@@ -882,6 +903,27 @@
         <w:pStyle w:val="Compact"/>
       </w:pPr>
       <w:r>
+        <w:t xml:space="preserve">How AI was used: the same lines as the report's (</w:t>
+      </w:r>
+      <w:r>
+        <w:rPr>
+          <w:rStyle w:val="VerbatimChar"/>
+        </w:rPr>
+        <w:t xml:space="preserve">templates/report.md</w:t>
+      </w:r>
+      <w:r>
+        <w:t xml:space="preserve">, "How AI was used")</w:t>
+      </w:r>
+    </w:p>
+    <w:p>
+      <w:pPr>
+        <w:numPr>
+          <w:ilvl w:val="0"/>
+          <w:numId w:val="1007"/>
+        </w:numPr>
+        <w:pStyle w:val="Compact"/>
+      </w:pPr>
+      <w:r>
         <w:t xml:space="preserve">Links: study record, report, raw material (access-controlled)</w:t>
       </w:r>
     </w:p>
@@ -1025,29 +1067,21 @@
     <w:tbl>
       <w:tblPr>
         <w:tblStyle w:val="Table"/>
-        <w:tblW w:type="dxa" w:w="9360"/>
-        <w:tblLayout w:type="fixed"/>
+        <w:tblW w:type="auto" w:w="0"/>
         <w:tblLook w:firstRow="1" w:lastRow="0" w:firstColumn="0" w:lastColumn="0" w:noHBand="0" w:noVBand="0" w:val="0020"/>
         <w:jc w:val="start"/>
-        <w:tblBorders>
-          <w:top w:val="single" w:sz="4" w:color="999999"/>
-          <w:bottom w:val="single" w:sz="4" w:color="999999"/>
-          <w:insideH w:val="single" w:sz="4" w:color="999999"/>
-        </w:tblBorders>
       </w:tblPr>
       <w:tblGrid>
-        <w:gridCol w:w="2160"/>
-        <w:gridCol w:w="1440"/>
-        <w:gridCol w:w="5760"/>
+        <w:gridCol w:w="2640"/>
+        <w:gridCol w:w="2640"/>
+        <w:gridCol w:w="2640"/>
       </w:tblGrid>
       <w:tr>
         <w:trPr>
           <w:tblHeader w:val="true"/>
         </w:trPr>
         <w:tc>
-          <w:tcPr>
-            <w:tcW w:type="dxa" w:w="2160"/>
-          </w:tcPr>
+          <w:tcPr/>
           <w:p>
             <w:pPr>
               <w:pStyle w:val="Compact"/>
@@ -1059,9 +1093,7 @@
           </w:p>
         </w:tc>
         <w:tc>
-          <w:tcPr>
-            <w:tcW w:type="dxa" w:w="1440"/>
-          </w:tcPr>
+          <w:tcPr/>
           <w:p>
             <w:pPr>
               <w:pStyle w:val="Compact"/>
@@ -1073,9 +1105,7 @@
           </w:p>
         </w:tc>
         <w:tc>
-          <w:tcPr>
-            <w:tcW w:type="dxa" w:w="5760"/>
-          </w:tcPr>
+          <w:tcPr/>
           <w:p>
             <w:pPr>
               <w:pStyle w:val="Compact"/>
@@ -1089,9 +1119,7 @@
       </w:tr>
       <w:tr>
         <w:tc>
-          <w:tcPr>
-            <w:tcW w:type="dxa" w:w="2160"/>
-          </w:tcPr>
+          <w:tcPr/>
           <w:p>
             <w:pPr>
               <w:pStyle w:val="Compact"/>
@@ -1103,9 +1131,7 @@
           </w:p>
         </w:tc>
         <w:tc>
-          <w:tcPr>
-            <w:tcW w:type="dxa" w:w="1440"/>
-          </w:tcPr>
+          <w:tcPr/>
           <w:p>
             <w:pPr>
               <w:pStyle w:val="Compact"/>
@@ -1117,9 +1143,7 @@
           </w:p>
         </w:tc>
         <w:tc>
-          <w:tcPr>
-            <w:tcW w:type="dxa" w:w="5760"/>
-          </w:tcPr>
+          <w:tcPr/>
           <w:p>
             <w:pPr>
               <w:pStyle w:val="Compact"/>
@@ -1133,9 +1157,7 @@
       </w:tr>
       <w:tr>
         <w:tc>
-          <w:tcPr>
-            <w:tcW w:type="dxa" w:w="2160"/>
-          </w:tcPr>
+          <w:tcPr/>
           <w:p>
             <w:pPr>
               <w:pStyle w:val="Compact"/>
@@ -1147,9 +1169,7 @@
           </w:p>
         </w:tc>
         <w:tc>
-          <w:tcPr>
-            <w:tcW w:type="dxa" w:w="1440"/>
-          </w:tcPr>
+          <w:tcPr/>
           <w:p>
             <w:pPr>
               <w:pStyle w:val="Compact"/>
@@ -1161,9 +1181,7 @@
           </w:p>
         </w:tc>
         <w:tc>
-          <w:tcPr>
-            <w:tcW w:type="dxa" w:w="5760"/>
-          </w:tcPr>
+          <w:tcPr/>
           <w:p>
             <w:pPr>
               <w:pStyle w:val="Compact"/>
@@ -1177,9 +1195,7 @@
       </w:tr>
       <w:tr>
         <w:tc>
-          <w:tcPr>
-            <w:tcW w:type="dxa" w:w="2160"/>
-          </w:tcPr>
+          <w:tcPr/>
           <w:p>
             <w:pPr>
               <w:pStyle w:val="Compact"/>
@@ -1191,9 +1207,7 @@
           </w:p>
         </w:tc>
         <w:tc>
-          <w:tcPr>
-            <w:tcW w:type="dxa" w:w="1440"/>
-          </w:tcPr>
+          <w:tcPr/>
           <w:p>
             <w:pPr>
               <w:pStyle w:val="Compact"/>
@@ -1205,9 +1219,7 @@
           </w:p>
         </w:tc>
         <w:tc>
-          <w:tcPr>
-            <w:tcW w:type="dxa" w:w="5760"/>
-          </w:tcPr>
+          <w:tcPr/>
           <w:p>
             <w:pPr>
               <w:pStyle w:val="Compact"/>
@@ -1223,8 +1235,8 @@
     <w:bookmarkEnd w:id="32"/>
     <w:bookmarkEnd w:id="33"/>
     <w:sectPr>
-      <w:pgSz w:w="12240" w:h="15840"/>
-      <w:pgMar w:left="1440" w:right="1440" w:top="1440" w:bottom="1440"/>
+      <w:pgSz w:h="15840" w:w="12240"/>
+      <w:pgMar w:bottom="1440" w:left="1440" w:right="1440" w:top="1440"/>
     </w:sectPr>
   </w:body>
 </w:document>
@@ -2062,7 +2074,7 @@
       <w:color w:themeColor="accent1" w:themeShade="BF" w:val="365F91"/>
     </w:rPr>
   </w:style>
-  <w:style w:type="paragraph" w:customStyle="1" w:styleId="SourceCode">
+  <w:style w:customStyle="1" w:styleId="SourceCode" w:type="paragraph">
     <w:name w:val="Source Code"/>
     <w:basedOn w:val="Normal"/>
     <w:link w:val="VerbatimChar"/>
@@ -2070,7 +2082,7 @@
       <w:wordWrap w:val="off"/>
     </w:pPr>
   </w:style>
-  <w:style w:type="character" w:customStyle="1" w:styleId="KeywordTok">
+  <w:style w:customStyle="1" w:styleId="KeywordTok" w:type="character">
     <w:name w:val="KeywordTok"/>
     <w:basedOn w:val="VerbatimChar"/>
     <w:rPr>
@@ -2078,77 +2090,77 @@
       <w:b/>
     </w:rPr>
   </w:style>
-  <w:style w:type="character" w:customStyle="1" w:styleId="DataTypeTok">
+  <w:style w:customStyle="1" w:styleId="DataTypeTok" w:type="character">
     <w:name w:val="DataTypeTok"/>
     <w:basedOn w:val="VerbatimChar"/>
     <w:rPr>
       <w:color w:val="902000"/>
     </w:rPr>
   </w:style>
-  <w:style w:type="character" w:customStyle="1" w:styleId="DecValTok">
+  <w:style w:customStyle="1" w:styleId="DecValTok" w:type="character">
     <w:name w:val="DecValTok"/>
     <w:basedOn w:val="VerbatimChar"/>
     <w:rPr>
       <w:color w:val="40a070"/>
     </w:rPr>
   </w:style>
-  <w:style w:type="character" w:customStyle="1" w:styleId="BaseNTok">
+  <w:style w:customStyle="1" w:styleId="BaseNTok" w:type="character">
     <w:name w:val="BaseNTok"/>
     <w:basedOn w:val="VerbatimChar"/>
     <w:rPr>
       <w:color w:val="40a070"/>
     </w:rPr>
   </w:style>
-  <w:style w:type="character" w:customStyle="1" w:styleId="FloatTok">
+  <w:style w:customStyle="1" w:styleId="FloatTok" w:type="character">
     <w:name w:val="FloatTok"/>
     <w:basedOn w:val="VerbatimChar"/>
     <w:rPr>
       <w:color w:val="40a070"/>
     </w:rPr>
   </w:style>
-  <w:style w:type="character" w:customStyle="1" w:styleId="ConstantTok">
+  <w:style w:customStyle="1" w:styleId="ConstantTok" w:type="character">
     <w:name w:val="ConstantTok"/>
     <w:basedOn w:val="VerbatimChar"/>
     <w:rPr>
       <w:color w:val="880000"/>
     </w:rPr>
   </w:style>
-  <w:style w:type="character" w:customStyle="1" w:styleId="CharTok">
+  <w:style w:customStyle="1" w:styleId="CharTok" w:type="character">
     <w:name w:val="CharTok"/>
     <w:basedOn w:val="VerbatimChar"/>
     <w:rPr>
       <w:color w:val="4070a0"/>
     </w:rPr>
   </w:style>
-  <w:style w:type="character" w:customStyle="1" w:styleId="SpecialCharTok">
+  <w:style w:customStyle="1" w:styleId="SpecialCharTok" w:type="character">
     <w:name w:val="SpecialCharTok"/>
     <w:basedOn w:val="VerbatimChar"/>
     <w:rPr>
       <w:color w:val="4070a0"/>
     </w:rPr>
   </w:style>
-  <w:style w:type="character" w:customStyle="1" w:styleId="StringTok">
+  <w:style w:customStyle="1" w:styleId="StringTok" w:type="character">
     <w:name w:val="StringTok"/>
     <w:basedOn w:val="VerbatimChar"/>
     <w:rPr>
       <w:color w:val="4070a0"/>
     </w:rPr>
   </w:style>
-  <w:style w:type="character" w:customStyle="1" w:styleId="VerbatimStringTok">
+  <w:style w:customStyle="1" w:styleId="VerbatimStringTok" w:type="character">
     <w:name w:val="VerbatimStringTok"/>
     <w:basedOn w:val="VerbatimChar"/>
     <w:rPr>
       <w:color w:val="4070a0"/>
     </w:rPr>
   </w:style>
-  <w:style w:type="character" w:customStyle="1" w:styleId="SpecialStringTok">
+  <w:style w:customStyle="1" w:styleId="SpecialStringTok" w:type="character">
     <w:name w:val="SpecialStringTok"/>
     <w:basedOn w:val="VerbatimChar"/>
     <w:rPr>
       <w:color w:val="bb6688"/>
     </w:rPr>
   </w:style>
-  <w:style w:type="character" w:customStyle="1" w:styleId="ImportTok">
+  <w:style w:customStyle="1" w:styleId="ImportTok" w:type="character">
     <w:name w:val="ImportTok"/>
     <w:basedOn w:val="VerbatimChar"/>
     <w:rPr>
@@ -2156,7 +2168,7 @@
       <w:b/>
     </w:rPr>
   </w:style>
-  <w:style w:type="character" w:customStyle="1" w:styleId="CommentTok">
+  <w:style w:customStyle="1" w:styleId="CommentTok" w:type="character">
     <w:name w:val="CommentTok"/>
     <w:basedOn w:val="VerbatimChar"/>
     <w:rPr>
@@ -2164,7 +2176,7 @@
       <w:i/>
     </w:rPr>
   </w:style>
-  <w:style w:type="character" w:customStyle="1" w:styleId="DocumentationTok">
+  <w:style w:customStyle="1" w:styleId="DocumentationTok" w:type="character">
     <w:name w:val="DocumentationTok"/>
     <w:basedOn w:val="VerbatimChar"/>
     <w:rPr>
@@ -2172,7 +2184,7 @@
       <w:i/>
     </w:rPr>
   </w:style>
-  <w:style w:type="character" w:customStyle="1" w:styleId="AnnotationTok">
+  <w:style w:customStyle="1" w:styleId="AnnotationTok" w:type="character">
     <w:name w:val="AnnotationTok"/>
     <w:basedOn w:val="VerbatimChar"/>
     <w:rPr>
@@ -2181,7 +2193,7 @@
       <w:i/>
     </w:rPr>
   </w:style>
-  <w:style w:type="character" w:customStyle="1" w:styleId="CommentVarTok">
+  <w:style w:customStyle="1" w:styleId="CommentVarTok" w:type="character">
     <w:name w:val="CommentVarTok"/>
     <w:basedOn w:val="VerbatimChar"/>
     <w:rPr>
@@ -2190,28 +2202,28 @@
       <w:i/>
     </w:rPr>
   </w:style>
-  <w:style w:type="character" w:customStyle="1" w:styleId="OtherTok">
+  <w:style w:customStyle="1" w:styleId="OtherTok" w:type="character">
     <w:name w:val="OtherTok"/>
     <w:basedOn w:val="VerbatimChar"/>
     <w:rPr>
       <w:color w:val="007020"/>
     </w:rPr>
   </w:style>
-  <w:style w:type="character" w:customStyle="1" w:styleId="FunctionTok">
+  <w:style w:customStyle="1" w:styleId="FunctionTok" w:type="character">
     <w:name w:val="FunctionTok"/>
     <w:basedOn w:val="VerbatimChar"/>
     <w:rPr>
       <w:color w:val="06287e"/>
     </w:rPr>
   </w:style>
-  <w:style w:type="character" w:customStyle="1" w:styleId="VariableTok">
+  <w:style w:customStyle="1" w:styleId="VariableTok" w:type="character">
     <w:name w:val="VariableTok"/>
     <w:basedOn w:val="VerbatimChar"/>
     <w:rPr>
       <w:color w:val="19177c"/>
     </w:rPr>
   </w:style>
-  <w:style w:type="character" w:customStyle="1" w:styleId="ControlFlowTok">
+  <w:style w:customStyle="1" w:styleId="ControlFlowTok" w:type="character">
     <w:name w:val="ControlFlowTok"/>
     <w:basedOn w:val="VerbatimChar"/>
     <w:rPr>
@@ -2219,45 +2231,45 @@
       <w:b/>
     </w:rPr>
   </w:style>
-  <w:style w:type="character" w:customStyle="1" w:styleId="OperatorTok">
+  <w:style w:customStyle="1" w:styleId="OperatorTok" w:type="character">
     <w:name w:val="OperatorTok"/>
     <w:basedOn w:val="VerbatimChar"/>
     <w:rPr>
       <w:color w:val="666666"/>
     </w:rPr>
   </w:style>
-  <w:style w:type="character" w:customStyle="1" w:styleId="BuiltInTok">
+  <w:style w:customStyle="1" w:styleId="BuiltInTok" w:type="character">
     <w:name w:val="BuiltInTok"/>
     <w:basedOn w:val="VerbatimChar"/>
     <w:rPr>
       <w:color w:val="008000"/>
     </w:rPr>
   </w:style>
-  <w:style w:type="character" w:customStyle="1" w:styleId="ExtensionTok">
+  <w:style w:customStyle="1" w:styleId="ExtensionTok" w:type="character">
     <w:name w:val="ExtensionTok"/>
     <w:basedOn w:val="VerbatimChar"/>
     <w:rPr/>
   </w:style>
-  <w:style w:type="character" w:customStyle="1" w:styleId="PreprocessorTok">
+  <w:style w:customStyle="1" w:styleId="PreprocessorTok" w:type="character">
     <w:name w:val="PreprocessorTok"/>
     <w:basedOn w:val="VerbatimChar"/>
     <w:rPr>
       <w:color w:val="bc7a00"/>
     </w:rPr>
   </w:style>
-  <w:style w:type="character" w:customStyle="1" w:styleId="AttributeTok">
+  <w:style w:customStyle="1" w:styleId="AttributeTok" w:type="character">
     <w:name w:val="AttributeTok"/>
     <w:basedOn w:val="VerbatimChar"/>
     <w:rPr>
       <w:color w:val="7d9029"/>
     </w:rPr>
   </w:style>
-  <w:style w:type="character" w:customStyle="1" w:styleId="RegionMarkerTok">
+  <w:style w:customStyle="1" w:styleId="RegionMarkerTok" w:type="character">
     <w:name w:val="RegionMarkerTok"/>
     <w:basedOn w:val="VerbatimChar"/>
     <w:rPr/>
   </w:style>
-  <w:style w:type="character" w:customStyle="1" w:styleId="InformationTok">
+  <w:style w:customStyle="1" w:styleId="InformationTok" w:type="character">
     <w:name w:val="InformationTok"/>
     <w:basedOn w:val="VerbatimChar"/>
     <w:rPr>
@@ -2266,7 +2278,7 @@
       <w:i/>
     </w:rPr>
   </w:style>
-  <w:style w:type="character" w:customStyle="1" w:styleId="WarningTok">
+  <w:style w:customStyle="1" w:styleId="WarningTok" w:type="character">
     <w:name w:val="WarningTok"/>
     <w:basedOn w:val="VerbatimChar"/>
     <w:rPr>
@@ -2275,7 +2287,7 @@
       <w:i/>
     </w:rPr>
   </w:style>
-  <w:style w:type="character" w:customStyle="1" w:styleId="AlertTok">
+  <w:style w:customStyle="1" w:styleId="AlertTok" w:type="character">
     <w:name w:val="AlertTok"/>
     <w:basedOn w:val="VerbatimChar"/>
     <w:rPr>
@@ -2283,7 +2295,7 @@
       <w:b/>
     </w:rPr>
   </w:style>
-  <w:style w:type="character" w:customStyle="1" w:styleId="ErrorTok">
+  <w:style w:customStyle="1" w:styleId="ErrorTok" w:type="character">
     <w:name w:val="ErrorTok"/>
     <w:basedOn w:val="VerbatimChar"/>
     <w:rPr>
@@ -2291,7 +2303,7 @@
       <w:b/>
     </w:rPr>
   </w:style>
-  <w:style w:type="character" w:customStyle="1" w:styleId="NormalTok">
+  <w:style w:customStyle="1" w:styleId="NormalTok" w:type="character">
     <w:name w:val="NormalTok"/>
     <w:basedOn w:val="VerbatimChar"/>
     <w:rPr/>
